--- a/1юпсп/5/Принятие решений.docx
+++ b/1юпсп/5/Принятие решений.docx
@@ -89,7 +89,6 @@
           <w:b/>
           <w:sz w:val="28"/>
           <w:szCs w:val="24"/>
-          <w:lang w:val="en-US"/>
         </w:rPr>
         <w:t>1</w:t>
       </w:r>
@@ -2359,7 +2358,36 @@
           <w:sz w:val="28"/>
           <w:szCs w:val="24"/>
         </w:rPr>
-        <w:t>*</w:t>
+        <w:t xml:space="preserve"> </w:t>
+      </w:r>
+      <w:r>
+        <w:rPr>
+          <w:rFonts w:ascii="Times New Roman" w:eastAsia="Times New Roman" w:hAnsi="Times New Roman" w:cs="Times New Roman"/>
+          <w:b/>
+          <w:sz w:val="28"/>
+          <w:szCs w:val="24"/>
+          <w:lang w:val="en-US"/>
+        </w:rPr>
+        <w:t>(</w:t>
+      </w:r>
+      <w:r>
+        <w:rPr>
+          <w:rFonts w:ascii="Times New Roman" w:eastAsia="Times New Roman" w:hAnsi="Times New Roman" w:cs="Times New Roman"/>
+          <w:b/>
+          <w:sz w:val="28"/>
+          <w:szCs w:val="24"/>
+        </w:rPr>
+        <w:t>дополнительно</w:t>
+      </w:r>
+      <w:r>
+        <w:rPr>
+          <w:rFonts w:ascii="Times New Roman" w:eastAsia="Times New Roman" w:hAnsi="Times New Roman" w:cs="Times New Roman"/>
+          <w:b/>
+          <w:sz w:val="28"/>
+          <w:szCs w:val="24"/>
+          <w:lang w:val="en-US"/>
+        </w:rPr>
+        <w:t>)</w:t>
       </w:r>
       <w:r>
         <w:rPr>
@@ -3976,6 +4004,7 @@
   <w:style w:type="character" w:default="1" w:styleId="a0">
     <w:name w:val="Default Paragraph Font"/>
     <w:uiPriority w:val="1"/>
+    <w:semiHidden/>
     <w:unhideWhenUsed/>
   </w:style>
   <w:style w:type="table" w:default="1" w:styleId="a1">
